--- a/iFont論文草稿_想定結果版_情報処理学会論文誌.docx
+++ b/iFont論文草稿_想定結果版_情報処理学会論文誌.docx
@@ -1522,9 +1522,24 @@
           </w:r>
         </w:del>
       </w:ins>
-      <w:ins w:id="20004" w:author="Claude" w:date="2026-07-23T12:00:00Z">
+      <w:ins w:id="30002" w:author="Claude" w:date="2026-07-23T12:00:00Z">
         <w:r>
-          <w:t xml:space="preserve">提示アルゴリズムを1種に固定する(4.7節)．本稿では，先行研究のコントラスト操作[1]と直接対応する fade を想定し，事前登録の際に確定する．これにより，限られた試行数を単一の提示法に集中して文字別推定を安定させる．測定しない提示法には，それぞれ固有の見込みがある．blur は低域通過ぼかし[3]に一致する実績手法の踏襲であり，将来の評価で文献互換ベースラインと直接接続できる．</w:t>
+          <w:t xml:space="preserve">提示アルゴリズムを1種に固定する(4.7節)．本稿では，先行研究のコントラスト操作[1]と直接対応する fade を想定し，</w:t>
+        </w:r>
+        <w:del w:id="30004" w:author="Claude" w:date="2026-08-04T10:00:00Z">
+          <w:r>
+            <w:delText xml:space="preserve">事前登録の際に確定する</w:delText>
+          </w:r>
+        </w:del>
+      </w:ins>
+      <w:ins w:id="30005" w:author="Claude" w:date="2026-08-04T10:00:00Z">
+        <w:r>
+          <w:t xml:space="preserve">募集開始前に確定する</w:t>
+        </w:r>
+      </w:ins>
+      <w:ins w:id="30003" w:author="Claude" w:date="2026-07-23T12:00:00Z">
+        <w:r>
+          <w:t xml:space="preserve">．これにより，限られた試行数を単一の提示法に集中して文字別推定を安定させる．測定しない提示法には，それぞれ固有の見込みがある．blur は低域通過ぼかし[3]に一致する実績手法の踏襲であり，将来の評価で文献互換ベースラインと直接接続できる．</w:t>
         </w:r>
       </w:ins>
       <w:ins w:id="20005" w:author="Claude" w:date="2026-07-13T14:00:00Z">
@@ -3980,9 +3995,24 @@
           </w:r>
         </w:del>
       </w:ins>
-      <w:ins w:id="20042" w:author="Claude" w:date="2026-07-23T12:00:00Z">
+      <w:ins w:id="30006" w:author="Claude" w:date="2026-07-23T12:00:00Z">
         <w:r>
-          <w:t xml:space="preserve">．一方，視覚の frac は透明度上昇などの鮮明化の立ち上がりを含むため，露出時間の専用測定としては置かず，劣化度の掃引として扱う．視覚1文字の提示アルゴリズムは1種に固定する(本稿では fade を想定し，事前登録の際に確定する)．聴覚2文字は，先行文字を全提示したうえで目標文字を frac で打ち切る．</w:t>
+          <w:t xml:space="preserve">．一方，視覚の frac は透明度上昇などの鮮明化の立ち上がりを含むため，露出時間の専用測定としては置かず，劣化度の掃引として扱う．視覚1文字の提示アルゴリズムは1種に固定する(本稿では fade を想定し，</w:t>
+        </w:r>
+        <w:del w:id="30008" w:author="Claude" w:date="2026-08-04T10:00:00Z">
+          <w:r>
+            <w:delText xml:space="preserve">事前登録の際に確定する</w:delText>
+          </w:r>
+        </w:del>
+      </w:ins>
+      <w:ins w:id="30009" w:author="Claude" w:date="2026-08-04T10:00:00Z">
+        <w:r>
+          <w:t xml:space="preserve">募集開始前に確定する</w:t>
+        </w:r>
+      </w:ins>
+      <w:ins w:id="30007" w:author="Claude" w:date="2026-07-23T12:00:00Z">
+        <w:r>
+          <w:t xml:space="preserve">)．聴覚2文字は，先行文字を全提示したうえで目標文字を frac で打ち切る．</w:t>
         </w:r>
       </w:ins>
       <w:ins w:id="20043" w:author="Claude" w:date="2026-07-10T21:00:00Z">
@@ -4056,9 +4086,24 @@
           <w:ins w:id="9801" w:author="Claude" w:date="2026-07-23T09:00:00Z"/>
         </w:rPr>
       </w:pPr>
-      <w:ins w:id="9802" w:author="Claude" w:date="2026-07-23T09:00:00Z">
+      <w:ins w:id="30010" w:author="Claude" w:date="2026-07-23T09:00:00Z">
         <w:r>
-          <w:t xml:space="preserve">差が有意でないことは差が無いことの証拠にならないため，干渉の不在は非劣性検定の枠組みで確かめる．すなわち，劣化(0.2秒間隔の連続提示によって，1文字目の正答率が十分長い間隔での正答率(頭打ち)の水準を下回ること)が，あらかじめ定めたマージンδ未満に収まることを積極的に検定する[45][46]．判定は予算を段階的に用いる二段階の手続きとして事前登録する．第一段は聴覚60名・視覚40名，δ=8ポイントで判定し，保留の場合に限り聴覚130名・視覚80名へ増員してδ=5ポイントで再判定する．二段階を通じた誤り率を5%以内に保つため，検定は各段とも片側2.5%とする．</w:t>
+          <w:t xml:space="preserve">差が有意でないことは差が無いことの証拠にならないため，干渉の不在は非劣性検定の枠組みで確かめる．すなわち，劣化(0.2秒間隔の連続提示によって，1文字目の正答率が十分長い間隔での正答率(頭打ち)の水準を下回ること)が，あらかじめ定めたマージンδ未満に収まることを積極的に検定する[45][46]．</w:t>
+        </w:r>
+        <w:del w:id="30012" w:author="Claude" w:date="2026-08-04T10:00:00Z">
+          <w:r>
+            <w:delText xml:space="preserve">判定は予算を段階的に用いる二段階の手続きとして事前登録する．</w:delText>
+          </w:r>
+        </w:del>
+      </w:ins>
+      <w:ins w:id="30013" w:author="Claude" w:date="2026-08-04T10:00:00Z">
+        <w:r>
+          <w:t xml:space="preserve">判定は予算を段階的に用いる二段階の手続きとする．解析計画は，判定手続き・除外基準・検出力の根拠を含めてデータ収集の前に確定し，公開リポジトリのコミットとして固定する．</w:t>
+        </w:r>
+      </w:ins>
+      <w:ins w:id="30011" w:author="Claude" w:date="2026-07-23T09:00:00Z">
+        <w:r>
+          <w:t xml:space="preserve">第一段は聴覚60名・視覚40名，δ=8ポイントで判定し，保留の場合に限り聴覚130名・視覚80名へ増員してδ=5ポイントで再判定する．二段階を通じた誤り率を5%以内に保つため，検定は各段とも片側2.5%とする．</w:t>
         </w:r>
       </w:ins>
     </w:p>
